--- a/RFI-Docs/MVP Brief_Mental Health Research_03262025.docx
+++ b/RFI-Docs/MVP Brief_Mental Health Research_03262025.docx
@@ -4,7 +4,122 @@
   <w:body>
     <w:p>
       <w:pPr>
+        <w:jc w:val="left"/>
+      </w:pPr>
+      <w:r>
+        <w:rPr>
+          <w:color w:val="646464"/>
+          <w:sz w:val="18"/>
+        </w:rPr>
+        <w:t>Document: MVP Brief_Mental Health Research_03262025.docx</w:t>
+      </w:r>
+    </w:p>
+    <w:p>
+      <w:pPr>
+        <w:jc w:val="left"/>
+      </w:pPr>
+      <w:r>
+        <w:rPr>
+          <w:color w:val="646464"/>
+          <w:sz w:val="18"/>
+        </w:rPr>
+        <w:t>Title: Background on VA’s Million Veteran Program – Mental Health Research</w:t>
+      </w:r>
+    </w:p>
+    <w:p>
+      <w:pPr>
+        <w:jc w:val="left"/>
+      </w:pPr>
+      <w:r>
+        <w:rPr>
+          <w:color w:val="646464"/>
+          <w:sz w:val="18"/>
+        </w:rPr>
+        <w:t>Topic: Suicide Prevention | Type: Presentations and Other Documents</w:t>
+      </w:r>
+    </w:p>
+    <w:p>
+      <w:pPr>
+        <w:jc w:val="left"/>
+      </w:pPr>
+      <w:r>
+        <w:rPr>
+          <w:color w:val="646464"/>
+          <w:sz w:val="18"/>
+        </w:rPr>
+        <w:t>Created: 2025-03-26 | By: McGovern, Brian V.</w:t>
+      </w:r>
+    </w:p>
+    <w:p>
+      <w:pPr>
+        <w:jc w:val="left"/>
+      </w:pPr>
+      <w:r>
+        <w:rPr>
+          <w:color w:val="646464"/>
+          <w:sz w:val="18"/>
+        </w:rPr>
+        <w:t>Modified: 2025-07-10 | By: McGovern, Brian V.</w:t>
+      </w:r>
+    </w:p>
+    <w:p>
+      <w:pPr>
+        <w:jc w:val="left"/>
+      </w:pPr>
+      <w:r>
+        <w:rPr>
+          <w:color w:val="C8C8C8"/>
+          <w:sz w:val="16"/>
+        </w:rPr>
+        <w:t>────────────────────────────────────────────────────────────────────────────────</w:t>
+      </w:r>
+    </w:p>
+    <w:p>
+      <w:pPr>
+        <w:jc w:val="left"/>
+      </w:pPr>
+      <w:r/>
+    </w:p>
+    <w:p>
+      <w:pPr>
+        <w:jc w:val="left"/>
+      </w:pPr>
+      <w:r>
+        <w:rPr>
+          <w:color w:val="646464"/>
+          <w:sz w:val="18"/>
+        </w:rPr>
+        <w:t>Topic: Suicide Prevention | Type: Presentations and Other Documents</w:t>
+      </w:r>
+    </w:p>
+    <w:p>
+      <w:pPr>
+        <w:jc w:val="left"/>
+      </w:pPr>
+      <w:r>
+        <w:rPr>
+          <w:color w:val="646464"/>
+          <w:sz w:val="18"/>
+        </w:rPr>
+        <w:t>Created: 2025-03-26 | By: McGovern, Brian V.</w:t>
+      </w:r>
+    </w:p>
+    <w:p>
+      <w:pPr>
+        <w:jc w:val="left"/>
+      </w:pPr>
+      <w:r>
+        <w:rPr>
+          <w:color w:val="646464"/>
+          <w:sz w:val="18"/>
+        </w:rPr>
+        <w:t>Modified: 2025-07-10 | By: McGovern, Brian V.</w:t>
+      </w:r>
+    </w:p>
+    <w:p>
+      <w:pPr>
         <w:spacing w:after="240"/>
+        <w:jc w:val="left"/>
         <w:rPr>
           <w:rFonts w:ascii="Georgia" w:hAnsi="Georgia"/>
           <w:i/>
@@ -16,58 +131,10 @@
       </w:pPr>
       <w:r>
         <w:rPr>
-          <w:rFonts w:ascii="Georgia" w:hAnsi="Georgia"/>
-          <w:i/>
-          <w:iCs/>
-          <w:color w:val="1F497D" w:themeColor="text2"/>
-          <w:sz w:val="32"/>
-          <w:szCs w:val="32"/>
-        </w:rPr>
-        <w:t xml:space="preserve">Background on </w:t>
-      </w:r>
-      <w:r>
-        <w:rPr>
-          <w:rFonts w:ascii="Georgia" w:hAnsi="Georgia"/>
-          <w:i/>
-          <w:iCs/>
-          <w:color w:val="1F497D" w:themeColor="text2"/>
-          <w:sz w:val="32"/>
-          <w:szCs w:val="32"/>
-        </w:rPr>
-        <w:t xml:space="preserve">VA’s </w:t>
-      </w:r>
-      <w:r>
-        <w:rPr>
-          <w:rFonts w:ascii="Georgia" w:hAnsi="Georgia"/>
-          <w:i/>
-          <w:iCs/>
-          <w:color w:val="1F497D" w:themeColor="text2"/>
-          <w:sz w:val="32"/>
-          <w:szCs w:val="32"/>
-        </w:rPr>
-        <w:t>Million Veteran Program</w:t>
-      </w:r>
-      <w:r>
-        <w:rPr>
-          <w:rFonts w:ascii="Georgia" w:hAnsi="Georgia"/>
-          <w:i/>
-          <w:iCs/>
-          <w:color w:val="1F497D" w:themeColor="text2"/>
-          <w:sz w:val="32"/>
-          <w:szCs w:val="32"/>
-        </w:rPr>
-        <w:t xml:space="preserve"> – Mental Health Research</w:t>
-      </w:r>
-      <w:r>
-        <w:rPr>
-          <w:rFonts w:ascii="Georgia" w:hAnsi="Georgia"/>
-          <w:i/>
-          <w:iCs/>
-          <w:color w:val="1F497D" w:themeColor="text2"/>
-          <w:sz w:val="32"/>
-          <w:szCs w:val="32"/>
-        </w:rPr>
-        <w:t xml:space="preserve"> </w:t>
+          <w:color w:val="C8C8C8"/>
+          <w:sz w:val="16"/>
+        </w:rPr>
+        <w:t>────────────────────────────────────────────────────────────────────────────────</w:t>
       </w:r>
     </w:p>
     <w:p>
@@ -79,84 +146,7 @@
           <w:highlight w:val="yellow"/>
         </w:rPr>
       </w:pPr>
-      <w:r>
-        <w:t>To support world-class research into mental health and substance use conditions that impact the Veteran population, the VA Million Veteran Program (MVP) supports numerous research projects focused on these topics.</w:t>
-      </w:r>
-      <w:r>
-        <w:rPr>
-          <w:rFonts w:ascii="Georgia" w:hAnsi="Georgia"/>
-          <w:color w:val="1F497D" w:themeColor="text2"/>
-          <w:sz w:val="32"/>
-          <w:szCs w:val="32"/>
-        </w:rPr>
-        <w:t xml:space="preserve"> </w:t>
-      </w:r>
-      <w:r>
-        <w:rPr>
-          <w:rFonts w:eastAsia="Times New Roman" w:cs="Arial"/>
-          <w:color w:val="000000"/>
-        </w:rPr>
-        <w:t>And research findings</w:t>
-      </w:r>
-      <w:r>
-        <w:rPr>
-          <w:rFonts w:eastAsia="Times New Roman" w:cs="Arial"/>
-          <w:color w:val="000000"/>
-        </w:rPr>
-        <w:t xml:space="preserve"> related to mental health</w:t>
-      </w:r>
-      <w:r>
-        <w:rPr>
-          <w:rFonts w:eastAsia="Times New Roman" w:cs="Arial"/>
-          <w:color w:val="000000"/>
-        </w:rPr>
-        <w:t xml:space="preserve"> have been published in</w:t>
-      </w:r>
-      <w:r>
-        <w:rPr>
-          <w:rFonts w:eastAsia="Times New Roman" w:cs="Arial"/>
-          <w:color w:val="000000"/>
-        </w:rPr>
-        <w:t xml:space="preserve"> areas spanning</w:t>
-      </w:r>
-      <w:r>
-        <w:t xml:space="preserve"> </w:t>
-      </w:r>
-      <w:r>
-        <w:rPr>
-          <w:rFonts w:eastAsia="Times New Roman" w:cs="Arial"/>
-          <w:color w:val="000000"/>
-        </w:rPr>
-        <w:t xml:space="preserve">suicidal ideation, depression, bipolar disorder, PTSD, </w:t>
-      </w:r>
-      <w:r>
-        <w:rPr>
-          <w:rFonts w:eastAsia="Times New Roman" w:cs="Arial"/>
-          <w:color w:val="000000"/>
-        </w:rPr>
-        <w:t xml:space="preserve">anxiety, </w:t>
-      </w:r>
-      <w:r>
-        <w:rPr>
-          <w:rFonts w:eastAsia="Times New Roman" w:cs="Arial"/>
-          <w:color w:val="000000"/>
-        </w:rPr>
-        <w:t xml:space="preserve">and </w:t>
-      </w:r>
-      <w:r>
-        <w:rPr>
-          <w:rFonts w:eastAsia="Times New Roman" w:cs="Arial"/>
-          <w:color w:val="000000"/>
-        </w:rPr>
-        <w:t>substance use</w:t>
-      </w:r>
-      <w:r>
-        <w:rPr>
-          <w:rFonts w:eastAsia="Times New Roman" w:cs="Arial"/>
-          <w:color w:val="000000"/>
-        </w:rPr>
-        <w:t xml:space="preserve"> disorders.</w:t>
-      </w:r>
+      <w:r/>
     </w:p>
     <w:p>
       <w:pPr>
